--- a/storage/app/public/DTR_ALEXANDRE JUSTIN REPIA_March 2026.docx
+++ b/storage/app/public/DTR_ALEXANDRE JUSTIN REPIA_March 2026.docx
@@ -6698,7 +6698,7 @@
                                       <w:sz w:val="10"/>
                                       <w:szCs w:val="16"/>
                                     </w:rPr>
-                                    <w:t>1 hr 18 min</w:t>
+                                    <w:t/>
                                   </w:r>
                                 </w:p>
                               </w:tc>
@@ -13553,7 +13553,7 @@
                                       <w:sz w:val="10"/>
                                       <w:szCs w:val="16"/>
                                     </w:rPr>
-                                    <w:t>1 hr 18 min</w:t>
+                                    <w:t/>
                                   </w:r>
                                 </w:p>
                               </w:tc>
